--- a/courts/fourth-circuit/south-carolina/state/court-of-appeals/opening-brief/usage/OUTPUT-opening-brief.docx
+++ b/courts/fourth-circuit/south-carolina/state/court-of-appeals/opening-brief/usage/OUTPUT-opening-brief.docx
@@ -205,9 +205,7 @@
         <w:t xml:space="preserve"> </w:t>
       </w:r>
       <w:r>
-        <w:t xml:space="preserve">2022</w:t>
-        <w:noBreakHyphen/>
-        <w:t xml:space="preserve">001444</w:t>
+        <w:t xml:space="preserve">2022-⁠001444</w:t>
       </w:r>
     </w:p>
     <w:p>
@@ -676,9 +674,7 @@
         <w:t xml:space="preserve"> </w:t>
       </w:r>
       <w:r>
-        <w:t xml:space="preserve">259</w:t>
-        <w:noBreakHyphen/>
-        <w:t xml:space="preserve">2925</w:t>
+        <w:t xml:space="preserve">259-⁠2925</w:t>
       </w:r>
     </w:p>
     <w:p>
@@ -856,9 +852,7 @@
         <w:t xml:space="preserve"> </w:t>
       </w:r>
       <w:r>
-        <w:t xml:space="preserve">999</w:t>
-        <w:noBreakHyphen/>
-        <w:t xml:space="preserve">2029</w:t>
+        <w:t xml:space="preserve">999-⁠2029</w:t>
       </w:r>
     </w:p>
     <w:p>
@@ -9166,11 +9160,7 @@
         <w:t xml:space="preserve"> </w:t>
       </w:r>
       <w:r>
-        <w:t xml:space="preserve">16</w:t>
-        <w:noBreakHyphen/>
-        <w:t xml:space="preserve">3</w:t>
-        <w:noBreakHyphen/>
-        <w:t xml:space="preserve">1040(A)</w:t>
+        <w:t xml:space="preserve">16-⁠3-⁠1040(A)</w:t>
       </w:r>
       <w:r>
         <w:t xml:space="preserve">   </w:t>
@@ -9210,11 +9200,7 @@
         <w:t xml:space="preserve"> </w:t>
       </w:r>
       <w:r>
-        <w:t xml:space="preserve">16</w:t>
-        <w:noBreakHyphen/>
-        <w:t xml:space="preserve">5</w:t>
-        <w:noBreakHyphen/>
-        <w:t xml:space="preserve">130(2)</w:t>
+        <w:t xml:space="preserve">16-⁠5-⁠130(2)</w:t>
       </w:r>
       <w:r>
         <w:t xml:space="preserve">   </w:t>
@@ -9260,11 +9246,7 @@
         <w:t xml:space="preserve"> </w:t>
       </w:r>
       <w:r>
-        <w:t xml:space="preserve">16</w:t>
-        <w:noBreakHyphen/>
-        <w:t xml:space="preserve">11</w:t>
-        <w:noBreakHyphen/>
-        <w:t xml:space="preserve">130</w:t>
+        <w:t xml:space="preserve">16-⁠11-⁠130</w:t>
       </w:r>
       <w:r>
         <w:t xml:space="preserve">   </w:t>
@@ -9310,11 +9292,7 @@
         <w:t xml:space="preserve"> </w:t>
       </w:r>
       <w:r>
-        <w:t xml:space="preserve">16</w:t>
-        <w:noBreakHyphen/>
-        <w:t xml:space="preserve">11</w:t>
-        <w:noBreakHyphen/>
-        <w:t xml:space="preserve">190</w:t>
+        <w:t xml:space="preserve">16-⁠11-⁠190</w:t>
       </w:r>
       <w:r>
         <w:t xml:space="preserve">   </w:t>
@@ -9360,11 +9338,7 @@
         <w:t xml:space="preserve"> </w:t>
       </w:r>
       <w:r>
-        <w:t xml:space="preserve">16</w:t>
-        <w:noBreakHyphen/>
-        <w:t xml:space="preserve">15</w:t>
-        <w:noBreakHyphen/>
-        <w:t xml:space="preserve">90,</w:t>
+        <w:t xml:space="preserve">16-⁠15-⁠90,</w:t>
       </w:r>
       <w:r>
         <w:t xml:space="preserve"> </w:t>
@@ -9416,11 +9390,7 @@
         <w:t xml:space="preserve"> </w:t>
       </w:r>
       <w:r>
-        <w:t xml:space="preserve">16</w:t>
-        <w:noBreakHyphen/>
-        <w:t xml:space="preserve">15</w:t>
-        <w:noBreakHyphen/>
-        <w:t xml:space="preserve">425</w:t>
+        <w:t xml:space="preserve">16-⁠15-⁠425</w:t>
       </w:r>
       <w:r>
         <w:t xml:space="preserve">   </w:t>
@@ -9466,11 +9436,7 @@
         <w:t xml:space="preserve"> </w:t>
       </w:r>
       <w:r>
-        <w:t xml:space="preserve">16</w:t>
-        <w:noBreakHyphen/>
-        <w:t xml:space="preserve">17</w:t>
-        <w:noBreakHyphen/>
-        <w:t xml:space="preserve">430</w:t>
+        <w:t xml:space="preserve">16-⁠17-⁠430</w:t>
       </w:r>
       <w:r>
         <w:t xml:space="preserve">   </w:t>
@@ -9516,11 +9482,7 @@
         <w:t xml:space="preserve"> </w:t>
       </w:r>
       <w:r>
-        <w:t xml:space="preserve">16</w:t>
-        <w:noBreakHyphen/>
-        <w:t xml:space="preserve">17</w:t>
-        <w:noBreakHyphen/>
-        <w:t xml:space="preserve">495(C)</w:t>
+        <w:t xml:space="preserve">16-⁠17-⁠495(C)</w:t>
       </w:r>
       <w:r>
         <w:t xml:space="preserve">   </w:t>
@@ -9566,11 +9528,7 @@
         <w:t xml:space="preserve"> </w:t>
       </w:r>
       <w:r>
-        <w:t xml:space="preserve">16</w:t>
-        <w:noBreakHyphen/>
-        <w:t xml:space="preserve">23</w:t>
-        <w:noBreakHyphen/>
-        <w:t xml:space="preserve">30,</w:t>
+        <w:t xml:space="preserve">16-⁠23-⁠30,</w:t>
       </w:r>
       <w:r>
         <w:t xml:space="preserve"> </w:t>
@@ -9622,11 +9580,7 @@
         <w:t xml:space="preserve"> </w:t>
       </w:r>
       <w:r>
-        <w:t xml:space="preserve">16</w:t>
-        <w:noBreakHyphen/>
-        <w:t xml:space="preserve">23</w:t>
-        <w:noBreakHyphen/>
-        <w:t xml:space="preserve">410</w:t>
+        <w:t xml:space="preserve">16-⁠23-⁠410</w:t>
       </w:r>
       <w:r>
         <w:t xml:space="preserve">   </w:t>
@@ -9672,11 +9626,7 @@
         <w:t xml:space="preserve"> </w:t>
       </w:r>
       <w:r>
-        <w:t xml:space="preserve">16</w:t>
-        <w:noBreakHyphen/>
-        <w:t xml:space="preserve">25</w:t>
-        <w:noBreakHyphen/>
-        <w:t xml:space="preserve">20(C)</w:t>
+        <w:t xml:space="preserve">16-⁠25-⁠20(C)</w:t>
       </w:r>
       <w:r>
         <w:t xml:space="preserve">   </w:t>
@@ -9722,11 +9672,7 @@
         <w:t xml:space="preserve"> </w:t>
       </w:r>
       <w:r>
-        <w:t xml:space="preserve">16</w:t>
-        <w:noBreakHyphen/>
-        <w:t xml:space="preserve">3</w:t>
-        <w:noBreakHyphen/>
-        <w:t xml:space="preserve">1730</w:t>
+        <w:t xml:space="preserve">16-⁠3-⁠1730</w:t>
       </w:r>
       <w:r>
         <w:t xml:space="preserve">   </w:t>
@@ -9772,11 +9718,7 @@
         <w:t xml:space="preserve"> </w:t>
       </w:r>
       <w:r>
-        <w:t xml:space="preserve">16</w:t>
-        <w:noBreakHyphen/>
-        <w:t xml:space="preserve">3</w:t>
-        <w:noBreakHyphen/>
-        <w:t xml:space="preserve">755(C)</w:t>
+        <w:t xml:space="preserve">16-⁠3-⁠755(C)</w:t>
       </w:r>
       <w:r>
         <w:t xml:space="preserve">   </w:t>
@@ -9822,11 +9764,7 @@
         <w:t xml:space="preserve"> </w:t>
       </w:r>
       <w:r>
-        <w:t xml:space="preserve">16</w:t>
-        <w:noBreakHyphen/>
-        <w:t xml:space="preserve">3</w:t>
-        <w:noBreakHyphen/>
-        <w:t xml:space="preserve">95</w:t>
+        <w:t xml:space="preserve">16-⁠3-⁠95</w:t>
       </w:r>
       <w:r>
         <w:t xml:space="preserve">   </w:t>
@@ -9872,11 +9810,7 @@
         <w:t xml:space="preserve"> </w:t>
       </w:r>
       <w:r>
-        <w:t xml:space="preserve">16</w:t>
-        <w:noBreakHyphen/>
-        <w:t xml:space="preserve">8</w:t>
-        <w:noBreakHyphen/>
-        <w:t xml:space="preserve">20</w:t>
+        <w:t xml:space="preserve">16-⁠8-⁠20</w:t>
       </w:r>
       <w:r>
         <w:t xml:space="preserve">   </w:t>
@@ -9922,11 +9856,7 @@
         <w:t xml:space="preserve"> </w:t>
       </w:r>
       <w:r>
-        <w:t xml:space="preserve">16</w:t>
-        <w:noBreakHyphen/>
-        <w:t xml:space="preserve">9</w:t>
-        <w:noBreakHyphen/>
-        <w:t xml:space="preserve">10</w:t>
+        <w:t xml:space="preserve">16-⁠9-⁠10</w:t>
       </w:r>
       <w:r>
         <w:t xml:space="preserve">   </w:t>
@@ -9972,11 +9902,7 @@
         <w:t xml:space="preserve"> </w:t>
       </w:r>
       <w:r>
-        <w:t xml:space="preserve">16</w:t>
-        <w:noBreakHyphen/>
-        <w:t xml:space="preserve">9</w:t>
-        <w:noBreakHyphen/>
-        <w:t xml:space="preserve">210</w:t>
+        <w:t xml:space="preserve">16-⁠9-⁠210</w:t>
       </w:r>
       <w:r>
         <w:t xml:space="preserve">   </w:t>
@@ -10022,11 +9948,7 @@
         <w:t xml:space="preserve"> </w:t>
       </w:r>
       <w:r>
-        <w:t xml:space="preserve">22</w:t>
-        <w:noBreakHyphen/>
-        <w:t xml:space="preserve">3</w:t>
-        <w:noBreakHyphen/>
-        <w:t xml:space="preserve">560</w:t>
+        <w:t xml:space="preserve">22-⁠3-⁠560</w:t>
       </w:r>
       <w:r>
         <w:t xml:space="preserve">   </w:t>
@@ -10072,11 +9994,7 @@
         <w:t xml:space="preserve"> </w:t>
       </w:r>
       <w:r>
-        <w:t xml:space="preserve">22</w:t>
-        <w:noBreakHyphen/>
-        <w:t xml:space="preserve">5</w:t>
-        <w:noBreakHyphen/>
-        <w:t xml:space="preserve">150</w:t>
+        <w:t xml:space="preserve">22-⁠5-⁠150</w:t>
       </w:r>
       <w:r>
         <w:t xml:space="preserve">   </w:t>
@@ -10122,11 +10040,7 @@
         <w:t xml:space="preserve"> </w:t>
       </w:r>
       <w:r>
-        <w:t xml:space="preserve">44</w:t>
-        <w:noBreakHyphen/>
-        <w:t xml:space="preserve">53</w:t>
-        <w:noBreakHyphen/>
-        <w:t xml:space="preserve">40</w:t>
+        <w:t xml:space="preserve">44-⁠53-⁠40</w:t>
       </w:r>
       <w:r>
         <w:t xml:space="preserve">   </w:t>
@@ -10172,11 +10086,7 @@
         <w:t xml:space="preserve"> </w:t>
       </w:r>
       <w:r>
-        <w:t xml:space="preserve">55</w:t>
-        <w:noBreakHyphen/>
-        <w:t xml:space="preserve">1</w:t>
-        <w:noBreakHyphen/>
-        <w:t xml:space="preserve">30</w:t>
+        <w:t xml:space="preserve">55-⁠1-⁠30</w:t>
       </w:r>
       <w:r>
         <w:t xml:space="preserve">   </w:t>
@@ -10222,11 +10132,7 @@
         <w:t xml:space="preserve"> </w:t>
       </w:r>
       <w:r>
-        <w:t xml:space="preserve">56</w:t>
-        <w:noBreakHyphen/>
-        <w:t xml:space="preserve">5</w:t>
-        <w:noBreakHyphen/>
-        <w:t xml:space="preserve">1210(1)</w:t>
+        <w:t xml:space="preserve">56-⁠5-⁠1210(1)</w:t>
       </w:r>
       <w:r>
         <w:t xml:space="preserve">   </w:t>
@@ -10272,11 +10178,7 @@
         <w:t xml:space="preserve"> </w:t>
       </w:r>
       <w:r>
-        <w:t xml:space="preserve">58</w:t>
-        <w:noBreakHyphen/>
-        <w:t xml:space="preserve">15</w:t>
-        <w:noBreakHyphen/>
-        <w:t xml:space="preserve">870</w:t>
+        <w:t xml:space="preserve">58-⁠15-⁠870</w:t>
       </w:r>
       <w:r>
         <w:t xml:space="preserve">   </w:t>
@@ -10322,11 +10224,7 @@
         <w:t xml:space="preserve"> </w:t>
       </w:r>
       <w:r>
-        <w:t xml:space="preserve">61</w:t>
-        <w:noBreakHyphen/>
-        <w:t xml:space="preserve">6</w:t>
-        <w:noBreakHyphen/>
-        <w:t xml:space="preserve">4080</w:t>
+        <w:t xml:space="preserve">61-⁠6-⁠4080</w:t>
       </w:r>
       <w:r>
         <w:t xml:space="preserve">   </w:t>
@@ -10599,13 +10497,7 @@
         <w:t xml:space="preserve">v. United States</w:t>
       </w:r>
       <w:r>
-        <w:t xml:space="preserve">, 526 U.S. 813, 817</w:t>
-      </w:r>
-      <w:r>
-        <w:noBreakHyphen/>
-      </w:r>
-      <w:r>
-        <w:t xml:space="preserve">18 (1999). Here, no such unanimity was ensured. Ms. Martin was charged with a vague law that can be satisfied in at least three separate ways and was accused of committing that offense sometime over the span of four separate days of protesting—May 31 through June 3. Furthermore, the State made no attempt to identify any particular conduct by Martin that met the elements of BOPHAN. Despite that, the jury was only generally instructed that their “verdicts” must be unanimous. Under these circumstances, the jury’s verdict on BOPHAN does not satisfy the constitutional requirement of unanimity.</w:t>
+        <w:t xml:space="preserve">, 526 U.S. 813, 817-⁠18 (1999). Here, no such unanimity was ensured. Ms. Martin was charged with a vague law that can be satisfied in at least three separate ways and was accused of committing that offense sometime over the span of four separate days of protesting—May 31 through June 3. Furthermore, the State made no attempt to identify any particular conduct by Martin that met the elements of BOPHAN. Despite that, the jury was only generally instructed that their “verdicts” must be unanimous. Under these circumstances, the jury’s verdict on BOPHAN does not satisfy the constitutional requirement of unanimity.</w:t>
       </w:r>
     </w:p>
     <w:p>
@@ -10967,13 +10859,7 @@
         <w:t xml:space="preserve"> </w:t>
       </w:r>
       <w:r>
-        <w:t xml:space="preserve">V1827</w:t>
-      </w:r>
-      <w:r>
-        <w:noBreakHyphen/>
-      </w:r>
-      <w:r>
-        <w:t xml:space="preserve">2 at 1:09.</w:t>
+        <w:t xml:space="preserve">V1827-⁠2 at 1:09.</w:t>
       </w:r>
     </w:p>
     <w:p>
@@ -10981,25 +10867,7 @@
         <w:pStyle w:val="BodyText"/>
       </w:pPr>
       <w:r>
-        <w:t xml:space="preserve">When protesters remained in the roadway, one officer stated, “if they don’t leave, we’re gonna mask up and gas them.” V1827</w:t>
-      </w:r>
-      <w:r>
-        <w:noBreakHyphen/>
-      </w:r>
-      <w:r>
-        <w:t xml:space="preserve">2 at 3:29. Other officers respond, “let’s do it.” V1827</w:t>
-      </w:r>
-      <w:r>
-        <w:noBreakHyphen/>
-      </w:r>
-      <w:r>
-        <w:t xml:space="preserve">2 at 3:29. The officers returned to their vehicles, prepared to gas the protesters, and awaited authorization to do so until they were told to “stand down.” V1827</w:t>
-      </w:r>
-      <w:r>
-        <w:noBreakHyphen/>
-      </w:r>
-      <w:r>
-        <w:t xml:space="preserve">2 at 3:50–5:40.</w:t>
+        <w:t xml:space="preserve">When protesters remained in the roadway, one officer stated, “if they don’t leave, we’re gonna mask up and gas them.” V1827-⁠2 at 3:29. Other officers respond, “let’s do it.” V1827-⁠2 at 3:29. The officers returned to their vehicles, prepared to gas the protesters, and awaited authorization to do so until they were told to “stand down.” V1827-⁠2 at 3:50–5:40.</w:t>
       </w:r>
     </w:p>
     <w:p>
@@ -11055,19 +10923,7 @@
         <w:pStyle w:val="BodyText"/>
       </w:pPr>
       <w:r>
-        <w:t xml:space="preserve">After leaving the El Cheapo gas station, many protesters went to a Sunoco gas station. Tr. I, p 163:11–18. Officers then received a 9</w:t>
-      </w:r>
-      <w:r>
-        <w:noBreakHyphen/>
-      </w:r>
-      <w:r>
-        <w:t xml:space="preserve">1</w:t>
-      </w:r>
-      <w:r>
-        <w:noBreakHyphen/>
-      </w:r>
-      <w:r>
-        <w:t xml:space="preserve">1 call from the Sunoco about a disturbance and shoplifting. Tr. I, p 163:11–13. Contrary to the State’s insinuation, uncontroverted testimony established that Ms. Martin followed others to the Sunoco, Tr. I, p 372:8–12, and in fact, after arriving and discovering that some individuals were shoplifting, Ms. Martin stopped them, emphasizing, “we’re not here for that,” Tr. I, p 373:9–12. Officer Lyons even agreed under oath that he “wouldn’t say that [Ms. Martin] is responsible for them shoplifting[.]” Tr. I, p 171:17–18. Video from the Sunoco shows Ms. Martin standing face-to-face with an officer speaking her mind. V2305. At no point does Ms. Martin touch the officer. V2305.</w:t>
+        <w:t xml:space="preserve">After leaving the El Cheapo gas station, many protesters went to a Sunoco gas station. Tr. I, p 163:11–18. Officers then received a 9-⁠1-⁠1 call from the Sunoco about a disturbance and shoplifting. Tr. I, p 163:11–13. Contrary to the State’s insinuation, uncontroverted testimony established that Ms. Martin followed others to the Sunoco, Tr. I, p 372:8–12, and in fact, after arriving and discovering that some individuals were shoplifting, Ms. Martin stopped them, emphasizing, “we’re not here for that,” Tr. I, p 373:9–12. Officer Lyons even agreed under oath that he “wouldn’t say that [Ms. Martin] is responsible for them shoplifting[.]” Tr. I, p 171:17–18. Video from the Sunoco shows Ms. Martin standing face-to-face with an officer speaking her mind. V2305. At no point does Ms. Martin touch the officer. V2305.</w:t>
       </w:r>
     </w:p>
     <w:p>
@@ -11347,13 +11203,7 @@
         <w:t xml:space="preserve"> </w:t>
       </w:r>
       <w:r>
-        <w:t xml:space="preserve">83</w:t>
-      </w:r>
-      <w:r>
-        <w:noBreakHyphen/>
-      </w:r>
-      <w:r>
-        <w:t xml:space="preserve">84 (Incitement) &amp; 85–86 (Threatening a Public Official). Before charging the jury on the offense-specific principles, the trial court instructed the jury to consider “each charge separately on the evidence and law applicable to it uninfluenced by ⁠. ⁠. ⁠. any other charges.” Tr. II, p 75:20–24. The trial court’s entire instruction on the BOPHAN charge was:</w:t>
+        <w:t xml:space="preserve">83-⁠84 (Incitement) &amp; 85–86 (Threatening a Public Official). Before charging the jury on the offense-specific principles, the trial court instructed the jury to consider “each charge separately on the evidence and law applicable to it uninfluenced by ⁠. ⁠. ⁠. any other charges.” Tr. II, p 75:20–24. The trial court’s entire instruction on the BOPHAN charge was:</w:t>
       </w:r>
     </w:p>
     <w:p>
@@ -11401,19 +11251,7 @@
         <w:pStyle w:val="BodyText"/>
       </w:pPr>
       <w:r>
-        <w:t xml:space="preserve">Unlike its BOPHAN instruction, which was read first, the court twice instructed the jury that the State’s charge of Incitement “must not be construed to prevent peaceable assembling of persons for lawful purposes or protest or petition.” Tr. II, pp 83:23</w:t>
-      </w:r>
-      <w:r>
-        <w:noBreakHyphen/>
-      </w:r>
-      <w:r>
-        <w:t xml:space="preserve">25, 84:8</w:t>
-      </w:r>
-      <w:r>
-        <w:noBreakHyphen/>
-      </w:r>
-      <w:r>
-        <w:t xml:space="preserve">10. Then, in its instruction describing Threatening a Public Official, the court went to great lengths to explain the protections of the First Amendment. The court instructed the jury that:</w:t>
+        <w:t xml:space="preserve">Unlike its BOPHAN instruction, which was read first, the court twice instructed the jury that the State’s charge of Incitement “must not be construed to prevent peaceable assembling of persons for lawful purposes or protest or petition.” Tr. II, pp 83:23-⁠25, 84:8-⁠10. Then, in its instruction describing Threatening a Public Official, the court went to great lengths to explain the protections of the First Amendment. The court instructed the jury that:</w:t>
       </w:r>
     </w:p>
     <w:p>
@@ -14235,13 +14073,7 @@
         <w:t xml:space="preserve">See, e.g.</w:t>
       </w:r>
       <w:r>
-        <w:t xml:space="preserve">, Tr. I, pp 49:16–17 (“This case is about free speech.”), 278:2–5 (“This is a First Amendment exercise, albeit, a very aggravating one, a very rude one, but simply a First Amendment exercise.”), 386:19–20 (“I’m here exercising our First Amendment right.”), 389:22–23 (“I’m up here fighting for my First Amendment right[.]”); Tr. II, pp 39:3–5 (“That’s a person trying to exercise her First Amendment rights to free speech in this country.”), 59:14</w:t>
-      </w:r>
-      <w:r>
-        <w:noBreakHyphen/>
-      </w:r>
-      <w:r>
-        <w:t xml:space="preserve">15 (“Ms. Martin exercised her right to free speech and that is all.”). As to BOPHAN, Martin argued that her actions—which involved protesting about matters of deep public concern—could not constitute an unlawful breach of the peace.</w:t>
+        <w:t xml:space="preserve">, Tr. I, pp 49:16–17 (“This case is about free speech.”), 278:2–5 (“This is a First Amendment exercise, albeit, a very aggravating one, a very rude one, but simply a First Amendment exercise.”), 386:19–20 (“I’m here exercising our First Amendment right.”), 389:22–23 (“I’m up here fighting for my First Amendment right[.]”); Tr. II, pp 39:3–5 (“That’s a person trying to exercise her First Amendment rights to free speech in this country.”), 59:14-⁠15 (“Ms. Martin exercised her right to free speech and that is all.”). As to BOPHAN, Martin argued that her actions—which involved protesting about matters of deep public concern—could not constitute an unlawful breach of the peace.</w:t>
       </w:r>
       <w:r>
         <w:t xml:space="preserve"> </w:t>
@@ -15837,13 +15669,7 @@
         <w:t xml:space="preserve">Carolina Youth Action Project</w:t>
       </w:r>
       <w:r>
-        <w:t xml:space="preserve">, 60 F.4th at 781</w:t>
-      </w:r>
-      <w:r>
-        <w:noBreakHyphen/>
-      </w:r>
-      <w:r>
-        <w:t xml:space="preserve">82.</w:t>
+        <w:t xml:space="preserve">, 60 F.4th at 781-⁠82.</w:t>
       </w:r>
     </w:p>
     <w:p>
@@ -16375,13 +16201,7 @@
         <w:t xml:space="preserve">Simms</w:t>
       </w:r>
       <w:r>
-        <w:t xml:space="preserve">, 412 S.C. at 594</w:t>
-      </w:r>
-      <w:r>
-        <w:noBreakHyphen/>
-      </w:r>
-      <w:r>
-        <w:t xml:space="preserve">95. Such a result unduly chills free speech and violates the first and most basic principle of due process: fair notice.</w:t>
+        <w:t xml:space="preserve">, 412 S.C. at 594-⁠95. Such a result unduly chills free speech and violates the first and most basic principle of due process: fair notice.</w:t>
       </w:r>
     </w:p>
     <w:p>
@@ -16783,13 +16603,7 @@
         <w:t xml:space="preserve"> </w:t>
       </w:r>
       <w:r>
-        <w:t xml:space="preserve">at 432</w:t>
-      </w:r>
-      <w:r>
-        <w:noBreakHyphen/>
-      </w:r>
-      <w:r>
-        <w:t xml:space="preserve">33. This is commonly known as the element/​means distinction.</w:t>
+        <w:t xml:space="preserve">at 432-⁠33. This is commonly known as the element/​means distinction.</w:t>
       </w:r>
     </w:p>
     <w:p>
@@ -17801,13 +17615,7 @@
         <w:t xml:space="preserve">Adams</w:t>
       </w:r>
       <w:r>
-        <w:t xml:space="preserve">, 430 S.C. at 434</w:t>
-      </w:r>
-      <w:r>
-        <w:noBreakHyphen/>
-      </w:r>
-      <w:r>
-        <w:t xml:space="preserve">35. Noting that the crime at issue was narrowly defined by statute and “does not prohibit any sexual battery but only certain specific acts,” and that “sexual offenses involving children often present unique proof challenges warranting special considerations,” the Court broke from the rule applied “in many states” and held that “within the element of a sexual battery, the jury is not required to agree on the factual means by which the sexual battery occurred so long as the jury agrees on the fact that ‘a’ sexual battery occurred.”</w:t>
+        <w:t xml:space="preserve">, 430 S.C. at 434-⁠35. Noting that the crime at issue was narrowly defined by statute and “does not prohibit any sexual battery but only certain specific acts,” and that “sexual offenses involving children often present unique proof challenges warranting special considerations,” the Court broke from the rule applied “in many states” and held that “within the element of a sexual battery, the jury is not required to agree on the factual means by which the sexual battery occurred so long as the jury agrees on the fact that ‘a’ sexual battery occurred.”</w:t>
       </w:r>
       <w:r>
         <w:t xml:space="preserve"> </w:t>
@@ -20874,7 +20682,7 @@
     <w:qFormat/>
     <w:pPr>
       <w:keepLines/>
-      <w:spacing w:before="0" w:after="140" w:line="276" w:lineRule="exact"/>
+      <w:spacing w:before="46" w:after="140" w:line="276" w:lineRule="exact"/>
     </w:pPr>
     <w:rPr>
       <w:sz w:val="24"/>
